--- a/lab04_prompt_program/report.docx
+++ b/lab04_prompt_program/report.docx
@@ -283,7 +283,7 @@
       <w:r>
         <w:fldChar w:fldCharType="separate"/>
       </w:r>
-      <w:hyperlink w:anchor="_Toc239790560" w:history="1">
+      <w:hyperlink w:anchor="_Toc240532664" w:history="1">
         <w:r>
           <w:rPr>
             <w:rStyle w:val="aff8"/>
@@ -311,7 +311,7 @@
             <w:noProof/>
             <w:webHidden/>
           </w:rPr>
-          <w:instrText xml:space="preserve"> PAGEREF _Toc239790560 \h </w:instrText>
+          <w:instrText xml:space="preserve"> PAGEREF _Toc240532664 \h </w:instrText>
         </w:r>
         <w:r>
           <w:rPr>
@@ -356,14 +356,14 @@
           <w:lang w:val="ru-RU" w:eastAsia="ru-RU"/>
         </w:rPr>
       </w:pPr>
-      <w:hyperlink w:anchor="_Toc239790561" w:history="1">
+      <w:hyperlink w:anchor="_Toc240532665" w:history="1">
         <w:r>
           <w:rPr>
             <w:rStyle w:val="aff8"/>
             <w:rFonts w:eastAsiaTheme="majorEastAsia"/>
             <w:noProof/>
           </w:rPr>
-          <w:t>1 Выполнение работы</w:t>
+          <w:t>1 Задание</w:t>
         </w:r>
         <w:r>
           <w:rPr>
@@ -384,7 +384,7 @@
             <w:noProof/>
             <w:webHidden/>
           </w:rPr>
-          <w:instrText xml:space="preserve"> PAGEREF _Toc239790561 \h </w:instrText>
+          <w:instrText xml:space="preserve"> PAGEREF _Toc240532665 \h </w:instrText>
         </w:r>
         <w:r>
           <w:rPr>
@@ -417,7 +417,7 @@
     </w:p>
     <w:p>
       <w:pPr>
-        <w:pStyle w:val="2c"/>
+        <w:pStyle w:val="14"/>
         <w:tabs>
           <w:tab w:val="right" w:leader="dot" w:pos="9345"/>
         </w:tabs>
@@ -429,14 +429,14 @@
           <w:lang w:val="ru-RU" w:eastAsia="ru-RU"/>
         </w:rPr>
       </w:pPr>
-      <w:hyperlink w:anchor="_Toc239790562" w:history="1">
+      <w:hyperlink w:anchor="_Toc240532666" w:history="1">
         <w:r>
           <w:rPr>
             <w:rStyle w:val="aff8"/>
             <w:rFonts w:eastAsiaTheme="majorEastAsia"/>
             <w:noProof/>
           </w:rPr>
-          <w:t>1.1 Данные и эталон</w:t>
+          <w:t>2 Ход работы</w:t>
         </w:r>
         <w:r>
           <w:rPr>
@@ -457,153 +457,7 @@
             <w:noProof/>
             <w:webHidden/>
           </w:rPr>
-          <w:instrText xml:space="preserve"> PAGEREF _Toc239790562 \h </w:instrText>
-        </w:r>
-        <w:r>
-          <w:rPr>
-            <w:noProof/>
-            <w:webHidden/>
-          </w:rPr>
-        </w:r>
-        <w:r>
-          <w:rPr>
-            <w:noProof/>
-            <w:webHidden/>
-          </w:rPr>
-          <w:fldChar w:fldCharType="separate"/>
-        </w:r>
-        <w:r>
-          <w:rPr>
-            <w:noProof/>
-            <w:webHidden/>
-          </w:rPr>
-          <w:t>4</w:t>
-        </w:r>
-        <w:r>
-          <w:rPr>
-            <w:noProof/>
-            <w:webHidden/>
-          </w:rPr>
-          <w:fldChar w:fldCharType="end"/>
-        </w:r>
-      </w:hyperlink>
-    </w:p>
-    <w:p>
-      <w:pPr>
-        <w:pStyle w:val="2c"/>
-        <w:tabs>
-          <w:tab w:val="right" w:leader="dot" w:pos="9345"/>
-        </w:tabs>
-        <w:rPr>
-          <w:rFonts w:asciiTheme="minorHAnsi" w:eastAsiaTheme="minorEastAsia" w:hAnsiTheme="minorHAnsi"/>
-          <w:noProof/>
-          <w:color w:val="auto"/>
-          <w:sz w:val="22"/>
-          <w:lang w:val="ru-RU" w:eastAsia="ru-RU"/>
-        </w:rPr>
-      </w:pPr>
-      <w:hyperlink w:anchor="_Toc239790563" w:history="1">
-        <w:r>
-          <w:rPr>
-            <w:rStyle w:val="aff8"/>
-            <w:rFonts w:eastAsiaTheme="majorEastAsia"/>
-            <w:noProof/>
-          </w:rPr>
-          <w:t>1.2 Реализация</w:t>
-        </w:r>
-        <w:r>
-          <w:rPr>
-            <w:noProof/>
-            <w:webHidden/>
-          </w:rPr>
-          <w:tab/>
-        </w:r>
-        <w:r>
-          <w:rPr>
-            <w:noProof/>
-            <w:webHidden/>
-          </w:rPr>
-          <w:fldChar w:fldCharType="begin"/>
-        </w:r>
-        <w:r>
-          <w:rPr>
-            <w:noProof/>
-            <w:webHidden/>
-          </w:rPr>
-          <w:instrText xml:space="preserve"> PAGEREF _Toc239790563 \h </w:instrText>
-        </w:r>
-        <w:r>
-          <w:rPr>
-            <w:noProof/>
-            <w:webHidden/>
-          </w:rPr>
-        </w:r>
-        <w:r>
-          <w:rPr>
-            <w:noProof/>
-            <w:webHidden/>
-          </w:rPr>
-          <w:fldChar w:fldCharType="separate"/>
-        </w:r>
-        <w:r>
-          <w:rPr>
-            <w:noProof/>
-            <w:webHidden/>
-          </w:rPr>
-          <w:t>4</w:t>
-        </w:r>
-        <w:r>
-          <w:rPr>
-            <w:noProof/>
-            <w:webHidden/>
-          </w:rPr>
-          <w:fldChar w:fldCharType="end"/>
-        </w:r>
-      </w:hyperlink>
-    </w:p>
-    <w:p>
-      <w:pPr>
-        <w:pStyle w:val="2c"/>
-        <w:tabs>
-          <w:tab w:val="right" w:leader="dot" w:pos="9345"/>
-        </w:tabs>
-        <w:rPr>
-          <w:rFonts w:asciiTheme="minorHAnsi" w:eastAsiaTheme="minorEastAsia" w:hAnsiTheme="minorHAnsi"/>
-          <w:noProof/>
-          <w:color w:val="auto"/>
-          <w:sz w:val="22"/>
-          <w:lang w:val="ru-RU" w:eastAsia="ru-RU"/>
-        </w:rPr>
-      </w:pPr>
-      <w:hyperlink w:anchor="_Toc239790564" w:history="1">
-        <w:r>
-          <w:rPr>
-            <w:rStyle w:val="aff8"/>
-            <w:rFonts w:eastAsiaTheme="majorEastAsia"/>
-            <w:noProof/>
-          </w:rPr>
-          <w:t>1.3 Проверка и метрики</w:t>
-        </w:r>
-        <w:r>
-          <w:rPr>
-            <w:noProof/>
-            <w:webHidden/>
-          </w:rPr>
-          <w:tab/>
-        </w:r>
-        <w:r>
-          <w:rPr>
-            <w:noProof/>
-            <w:webHidden/>
-          </w:rPr>
-          <w:fldChar w:fldCharType="begin"/>
-        </w:r>
-        <w:r>
-          <w:rPr>
-            <w:noProof/>
-            <w:webHidden/>
-          </w:rPr>
-          <w:instrText xml:space="preserve"> PAGEREF _Toc239790564 \h </w:instrText>
+          <w:instrText xml:space="preserve"> PAGEREF _Toc240532666 \h </w:instrText>
         </w:r>
         <w:r>
           <w:rPr>
@@ -648,14 +502,14 @@
           <w:lang w:val="ru-RU" w:eastAsia="ru-RU"/>
         </w:rPr>
       </w:pPr>
-      <w:hyperlink w:anchor="_Toc239790565" w:history="1">
+      <w:hyperlink w:anchor="_Toc240532667" w:history="1">
         <w:r>
           <w:rPr>
             <w:rStyle w:val="aff8"/>
             <w:rFonts w:eastAsiaTheme="majorEastAsia"/>
             <w:noProof/>
           </w:rPr>
-          <w:t>1.4 Анализ пяти ошибок</w:t>
+          <w:t>2.1 Этап подготовки данных и эталона</w:t>
         </w:r>
         <w:r>
           <w:rPr>
@@ -676,7 +530,153 @@
             <w:noProof/>
             <w:webHidden/>
           </w:rPr>
-          <w:instrText xml:space="preserve"> PAGEREF _Toc239790565 \h </w:instrText>
+          <w:instrText xml:space="preserve"> PAGEREF _Toc240532667 \h </w:instrText>
+        </w:r>
+        <w:r>
+          <w:rPr>
+            <w:noProof/>
+            <w:webHidden/>
+          </w:rPr>
+        </w:r>
+        <w:r>
+          <w:rPr>
+            <w:noProof/>
+            <w:webHidden/>
+          </w:rPr>
+          <w:fldChar w:fldCharType="separate"/>
+        </w:r>
+        <w:r>
+          <w:rPr>
+            <w:noProof/>
+            <w:webHidden/>
+          </w:rPr>
+          <w:t>5</w:t>
+        </w:r>
+        <w:r>
+          <w:rPr>
+            <w:noProof/>
+            <w:webHidden/>
+          </w:rPr>
+          <w:fldChar w:fldCharType="end"/>
+        </w:r>
+      </w:hyperlink>
+    </w:p>
+    <w:p>
+      <w:pPr>
+        <w:pStyle w:val="2c"/>
+        <w:tabs>
+          <w:tab w:val="right" w:leader="dot" w:pos="9345"/>
+        </w:tabs>
+        <w:rPr>
+          <w:rFonts w:asciiTheme="minorHAnsi" w:eastAsiaTheme="minorEastAsia" w:hAnsiTheme="minorHAnsi"/>
+          <w:noProof/>
+          <w:color w:val="auto"/>
+          <w:sz w:val="22"/>
+          <w:lang w:val="ru-RU" w:eastAsia="ru-RU"/>
+        </w:rPr>
+      </w:pPr>
+      <w:hyperlink w:anchor="_Toc240532668" w:history="1">
+        <w:r>
+          <w:rPr>
+            <w:rStyle w:val="aff8"/>
+            <w:rFonts w:eastAsiaTheme="majorEastAsia"/>
+            <w:noProof/>
+          </w:rPr>
+          <w:t>2.2 Задание 1 и 2. Две версии промпта</w:t>
+        </w:r>
+        <w:r>
+          <w:rPr>
+            <w:noProof/>
+            <w:webHidden/>
+          </w:rPr>
+          <w:tab/>
+        </w:r>
+        <w:r>
+          <w:rPr>
+            <w:noProof/>
+            <w:webHidden/>
+          </w:rPr>
+          <w:fldChar w:fldCharType="begin"/>
+        </w:r>
+        <w:r>
+          <w:rPr>
+            <w:noProof/>
+            <w:webHidden/>
+          </w:rPr>
+          <w:instrText xml:space="preserve"> PAGEREF _Toc240532668 \h </w:instrText>
+        </w:r>
+        <w:r>
+          <w:rPr>
+            <w:noProof/>
+            <w:webHidden/>
+          </w:rPr>
+        </w:r>
+        <w:r>
+          <w:rPr>
+            <w:noProof/>
+            <w:webHidden/>
+          </w:rPr>
+          <w:fldChar w:fldCharType="separate"/>
+        </w:r>
+        <w:r>
+          <w:rPr>
+            <w:noProof/>
+            <w:webHidden/>
+          </w:rPr>
+          <w:t>5</w:t>
+        </w:r>
+        <w:r>
+          <w:rPr>
+            <w:noProof/>
+            <w:webHidden/>
+          </w:rPr>
+          <w:fldChar w:fldCharType="end"/>
+        </w:r>
+      </w:hyperlink>
+    </w:p>
+    <w:p>
+      <w:pPr>
+        <w:pStyle w:val="2c"/>
+        <w:tabs>
+          <w:tab w:val="right" w:leader="dot" w:pos="9345"/>
+        </w:tabs>
+        <w:rPr>
+          <w:rFonts w:asciiTheme="minorHAnsi" w:eastAsiaTheme="minorEastAsia" w:hAnsiTheme="minorHAnsi"/>
+          <w:noProof/>
+          <w:color w:val="auto"/>
+          <w:sz w:val="22"/>
+          <w:lang w:val="ru-RU" w:eastAsia="ru-RU"/>
+        </w:rPr>
+      </w:pPr>
+      <w:hyperlink w:anchor="_Toc240532669" w:history="1">
+        <w:r>
+          <w:rPr>
+            <w:rStyle w:val="aff8"/>
+            <w:rFonts w:eastAsiaTheme="majorEastAsia"/>
+            <w:noProof/>
+          </w:rPr>
+          <w:t>2.3 Задание 3–5. Схема, доказательства и повтор</w:t>
+        </w:r>
+        <w:r>
+          <w:rPr>
+            <w:noProof/>
+            <w:webHidden/>
+          </w:rPr>
+          <w:tab/>
+        </w:r>
+        <w:r>
+          <w:rPr>
+            <w:noProof/>
+            <w:webHidden/>
+          </w:rPr>
+          <w:fldChar w:fldCharType="begin"/>
+        </w:r>
+        <w:r>
+          <w:rPr>
+            <w:noProof/>
+            <w:webHidden/>
+          </w:rPr>
+          <w:instrText xml:space="preserve"> PAGEREF _Toc240532669 \h </w:instrText>
         </w:r>
         <w:r>
           <w:rPr>
@@ -721,14 +721,14 @@
           <w:lang w:val="ru-RU" w:eastAsia="ru-RU"/>
         </w:rPr>
       </w:pPr>
-      <w:hyperlink w:anchor="_Toc239790566" w:history="1">
+      <w:hyperlink w:anchor="_Toc240532670" w:history="1">
         <w:r>
           <w:rPr>
             <w:rStyle w:val="aff8"/>
             <w:rFonts w:eastAsiaTheme="majorEastAsia"/>
             <w:noProof/>
           </w:rPr>
-          <w:t>1.5 Чувствительность к исправлениям эталона</w:t>
+          <w:t>2.4 Задание 6. Автоматические тесты</w:t>
         </w:r>
         <w:r>
           <w:rPr>
@@ -749,7 +749,80 @@
             <w:noProof/>
             <w:webHidden/>
           </w:rPr>
-          <w:instrText xml:space="preserve"> PAGEREF _Toc239790566 \h </w:instrText>
+          <w:instrText xml:space="preserve"> PAGEREF _Toc240532670 \h </w:instrText>
+        </w:r>
+        <w:r>
+          <w:rPr>
+            <w:noProof/>
+            <w:webHidden/>
+          </w:rPr>
+        </w:r>
+        <w:r>
+          <w:rPr>
+            <w:noProof/>
+            <w:webHidden/>
+          </w:rPr>
+          <w:fldChar w:fldCharType="separate"/>
+        </w:r>
+        <w:r>
+          <w:rPr>
+            <w:noProof/>
+            <w:webHidden/>
+          </w:rPr>
+          <w:t>6</w:t>
+        </w:r>
+        <w:r>
+          <w:rPr>
+            <w:noProof/>
+            <w:webHidden/>
+          </w:rPr>
+          <w:fldChar w:fldCharType="end"/>
+        </w:r>
+      </w:hyperlink>
+    </w:p>
+    <w:p>
+      <w:pPr>
+        <w:pStyle w:val="2c"/>
+        <w:tabs>
+          <w:tab w:val="right" w:leader="dot" w:pos="9345"/>
+        </w:tabs>
+        <w:rPr>
+          <w:rFonts w:asciiTheme="minorHAnsi" w:eastAsiaTheme="minorEastAsia" w:hAnsiTheme="minorHAnsi"/>
+          <w:noProof/>
+          <w:color w:val="auto"/>
+          <w:sz w:val="22"/>
+          <w:lang w:val="ru-RU" w:eastAsia="ru-RU"/>
+        </w:rPr>
+      </w:pPr>
+      <w:hyperlink w:anchor="_Toc240532671" w:history="1">
+        <w:r>
+          <w:rPr>
+            <w:rStyle w:val="aff8"/>
+            <w:rFonts w:eastAsiaTheme="majorEastAsia"/>
+            <w:noProof/>
+          </w:rPr>
+          <w:t>2.5 Задание 7. Сравнение версий</w:t>
+        </w:r>
+        <w:r>
+          <w:rPr>
+            <w:noProof/>
+            <w:webHidden/>
+          </w:rPr>
+          <w:tab/>
+        </w:r>
+        <w:r>
+          <w:rPr>
+            <w:noProof/>
+            <w:webHidden/>
+          </w:rPr>
+          <w:fldChar w:fldCharType="begin"/>
+        </w:r>
+        <w:r>
+          <w:rPr>
+            <w:noProof/>
+            <w:webHidden/>
+          </w:rPr>
+          <w:instrText xml:space="preserve"> PAGEREF _Toc240532671 \h </w:instrText>
         </w:r>
         <w:r>
           <w:rPr>
@@ -782,7 +855,7 @@
     </w:p>
     <w:p>
       <w:pPr>
-        <w:pStyle w:val="14"/>
+        <w:pStyle w:val="2c"/>
         <w:tabs>
           <w:tab w:val="right" w:leader="dot" w:pos="9345"/>
         </w:tabs>
@@ -794,14 +867,14 @@
           <w:lang w:val="ru-RU" w:eastAsia="ru-RU"/>
         </w:rPr>
       </w:pPr>
-      <w:hyperlink w:anchor="_Toc239790567" w:history="1">
+      <w:hyperlink w:anchor="_Toc240532672" w:history="1">
         <w:r>
           <w:rPr>
             <w:rStyle w:val="aff8"/>
             <w:rFonts w:eastAsiaTheme="majorEastAsia"/>
             <w:noProof/>
           </w:rPr>
-          <w:t>ЗАКЛЮЧЕНИЕ</w:t>
+          <w:t>2.6 Этап анализа пяти ошибок</w:t>
         </w:r>
         <w:r>
           <w:rPr>
@@ -822,7 +895,80 @@
             <w:noProof/>
             <w:webHidden/>
           </w:rPr>
-          <w:instrText xml:space="preserve"> PAGEREF _Toc239790567 \h </w:instrText>
+          <w:instrText xml:space="preserve"> PAGEREF _Toc240532672 \h </w:instrText>
+        </w:r>
+        <w:r>
+          <w:rPr>
+            <w:noProof/>
+            <w:webHidden/>
+          </w:rPr>
+        </w:r>
+        <w:r>
+          <w:rPr>
+            <w:noProof/>
+            <w:webHidden/>
+          </w:rPr>
+          <w:fldChar w:fldCharType="separate"/>
+        </w:r>
+        <w:r>
+          <w:rPr>
+            <w:noProof/>
+            <w:webHidden/>
+          </w:rPr>
+          <w:t>7</w:t>
+        </w:r>
+        <w:r>
+          <w:rPr>
+            <w:noProof/>
+            <w:webHidden/>
+          </w:rPr>
+          <w:fldChar w:fldCharType="end"/>
+        </w:r>
+      </w:hyperlink>
+    </w:p>
+    <w:p>
+      <w:pPr>
+        <w:pStyle w:val="2c"/>
+        <w:tabs>
+          <w:tab w:val="right" w:leader="dot" w:pos="9345"/>
+        </w:tabs>
+        <w:rPr>
+          <w:rFonts w:asciiTheme="minorHAnsi" w:eastAsiaTheme="minorEastAsia" w:hAnsiTheme="minorHAnsi"/>
+          <w:noProof/>
+          <w:color w:val="auto"/>
+          <w:sz w:val="22"/>
+          <w:lang w:val="ru-RU" w:eastAsia="ru-RU"/>
+        </w:rPr>
+      </w:pPr>
+      <w:hyperlink w:anchor="_Toc240532673" w:history="1">
+        <w:r>
+          <w:rPr>
+            <w:rStyle w:val="aff8"/>
+            <w:rFonts w:eastAsiaTheme="majorEastAsia"/>
+            <w:noProof/>
+          </w:rPr>
+          <w:t>2.7 Дополнительная проверка эталона</w:t>
+        </w:r>
+        <w:r>
+          <w:rPr>
+            <w:noProof/>
+            <w:webHidden/>
+          </w:rPr>
+          <w:tab/>
+        </w:r>
+        <w:r>
+          <w:rPr>
+            <w:noProof/>
+            <w:webHidden/>
+          </w:rPr>
+          <w:fldChar w:fldCharType="begin"/>
+        </w:r>
+        <w:r>
+          <w:rPr>
+            <w:noProof/>
+            <w:webHidden/>
+          </w:rPr>
+          <w:instrText xml:space="preserve"> PAGEREF _Toc240532673 \h </w:instrText>
         </w:r>
         <w:r>
           <w:rPr>
@@ -867,14 +1013,14 @@
           <w:lang w:val="ru-RU" w:eastAsia="ru-RU"/>
         </w:rPr>
       </w:pPr>
-      <w:hyperlink w:anchor="_Toc239790568" w:history="1">
+      <w:hyperlink w:anchor="_Toc240532674" w:history="1">
         <w:r>
           <w:rPr>
             <w:rStyle w:val="aff8"/>
             <w:rFonts w:eastAsiaTheme="majorEastAsia"/>
             <w:noProof/>
           </w:rPr>
-          <w:t>СПИСОК ИСПОЛЬЗОВАННЫХ ИСТОЧНИКОВ</w:t>
+          <w:t>ЗАКЛЮЧЕНИЕ</w:t>
         </w:r>
         <w:r>
           <w:rPr>
@@ -895,7 +1041,7 @@
             <w:noProof/>
             <w:webHidden/>
           </w:rPr>
-          <w:instrText xml:space="preserve"> PAGEREF _Toc239790568 \h </w:instrText>
+          <w:instrText xml:space="preserve"> PAGEREF _Toc240532674 \h </w:instrText>
         </w:r>
         <w:r>
           <w:rPr>
@@ -928,6 +1074,79 @@
     </w:p>
     <w:p>
       <w:pPr>
+        <w:pStyle w:val="14"/>
+        <w:tabs>
+          <w:tab w:val="right" w:leader="dot" w:pos="9345"/>
+        </w:tabs>
+        <w:rPr>
+          <w:rFonts w:asciiTheme="minorHAnsi" w:eastAsiaTheme="minorEastAsia" w:hAnsiTheme="minorHAnsi"/>
+          <w:noProof/>
+          <w:color w:val="auto"/>
+          <w:sz w:val="22"/>
+          <w:lang w:val="ru-RU" w:eastAsia="ru-RU"/>
+        </w:rPr>
+      </w:pPr>
+      <w:hyperlink w:anchor="_Toc240532675" w:history="1">
+        <w:r>
+          <w:rPr>
+            <w:rStyle w:val="aff8"/>
+            <w:rFonts w:eastAsiaTheme="majorEastAsia"/>
+            <w:noProof/>
+          </w:rPr>
+          <w:t>СПИСОК ИСПОЛЬЗОВАННЫХ ИСТОЧНИКОВ</w:t>
+        </w:r>
+        <w:r>
+          <w:rPr>
+            <w:noProof/>
+            <w:webHidden/>
+          </w:rPr>
+          <w:tab/>
+        </w:r>
+        <w:r>
+          <w:rPr>
+            <w:noProof/>
+            <w:webHidden/>
+          </w:rPr>
+          <w:fldChar w:fldCharType="begin"/>
+        </w:r>
+        <w:r>
+          <w:rPr>
+            <w:noProof/>
+            <w:webHidden/>
+          </w:rPr>
+          <w:instrText xml:space="preserve"> PAGEREF _Toc240532675 \h </w:instrText>
+        </w:r>
+        <w:r>
+          <w:rPr>
+            <w:noProof/>
+            <w:webHidden/>
+          </w:rPr>
+        </w:r>
+        <w:r>
+          <w:rPr>
+            <w:noProof/>
+            <w:webHidden/>
+          </w:rPr>
+          <w:fldChar w:fldCharType="separate"/>
+        </w:r>
+        <w:r>
+          <w:rPr>
+            <w:noProof/>
+            <w:webHidden/>
+          </w:rPr>
+          <w:t>11</w:t>
+        </w:r>
+        <w:r>
+          <w:rPr>
+            <w:noProof/>
+            <w:webHidden/>
+          </w:rPr>
+          <w:fldChar w:fldCharType="end"/>
+        </w:r>
+      </w:hyperlink>
+    </w:p>
+    <w:p>
+      <w:pPr>
         <w:ind w:firstLine="0"/>
       </w:pPr>
       <w:r>
@@ -943,7 +1162,7 @@
         <w:ind w:firstLine="0"/>
         <w:jc w:val="center"/>
       </w:pPr>
-      <w:bookmarkStart w:id="1" w:name="_Toc239790560"/>
+      <w:bookmarkStart w:id="1" w:name="_Toc240532664"/>
       <w:r>
         <w:lastRenderedPageBreak/>
         <w:t>ВВЕДЕНИЕ</w:t>
@@ -969,12 +1188,68 @@
         <w:spacing w:after="240"/>
         <w:jc w:val="left"/>
       </w:pPr>
-      <w:bookmarkStart w:id="2" w:name="_Toc239790561"/>
+      <w:bookmarkStart w:id="2" w:name="_Toc240532665"/>
       <w:r>
         <w:lastRenderedPageBreak/>
-        <w:t>1 Выполнение работы</w:t>
+        <w:t>1 Задание</w:t>
       </w:r>
       <w:bookmarkEnd w:id="2"/>
+    </w:p>
+    <w:p>
+      <w:r>
+        <w:t>1. Подготовить простой промпт version_1 без примеров.</w:t>
+      </w:r>
+    </w:p>
+    <w:p>
+      <w:r>
+        <w:t>2. В version_2 уточнить поля, отрицания и добавить два размеченных примера.</w:t>
+      </w:r>
+    </w:p>
+    <w:p>
+      <w:r>
+        <w:t xml:space="preserve">3. Описать выходную схему через Pydantic и </w:t>
+      </w:r>
+      <w:r>
+        <w:t>проверить структуру.</w:t>
+      </w:r>
+    </w:p>
+    <w:p>
+      <w:r>
+        <w:t>4. Проверять дословное присутствие каждого evidence в исходном тексте.</w:t>
+      </w:r>
+    </w:p>
+    <w:p>
+      <w:r>
+        <w:t>5. При невалидном ответе разрешить ровно один повтор с описанием ошибки.</w:t>
+      </w:r>
+    </w:p>
+    <w:p>
+      <w:r>
+        <w:t>6. Реализовать автоматические тесты для десяти обязательных случаев.</w:t>
+      </w:r>
+    </w:p>
+    <w:p>
+      <w:r>
+        <w:t xml:space="preserve">7. Сравнить версии по </w:t>
+      </w:r>
+      <w:r>
+        <w:t>валидности, качеству извлечения и неподтверждённым результатам; разобрать пять ошибок.</w:t>
+      </w:r>
+    </w:p>
+    <w:p>
+      <w:pPr>
+        <w:pStyle w:val="1"/>
+        <w:keepNext/>
+        <w:pageBreakBefore/>
+        <w:spacing w:after="240"/>
+        <w:jc w:val="left"/>
+      </w:pPr>
+      <w:bookmarkStart w:id="3" w:name="_Toc240532666"/>
+      <w:r>
+        <w:lastRenderedPageBreak/>
+        <w:t>2 Ход работы</w:t>
+      </w:r>
+      <w:bookmarkEnd w:id="3"/>
     </w:p>
     <w:p>
       <w:pPr>
@@ -983,32 +1258,32 @@
         <w:spacing w:before="240" w:after="240"/>
         <w:jc w:val="left"/>
       </w:pPr>
-      <w:bookmarkStart w:id="3" w:name="_Toc239790562"/>
+      <w:bookmarkStart w:id="4" w:name="_Toc240532667"/>
       <w:r>
-        <w:t>1.1 Данные и эталон</w:t>
+        <w:t>2.1 Этап подготовки данных и эталона</w:t>
       </w:r>
-      <w:bookmarkEnd w:id="3"/>
+      <w:bookmarkEnd w:id="4"/>
     </w:p>
     <w:p>
       <w:r>
-        <w:t>Я использовал размеченную часть RuDReC: 500 отзывов, представленных построчно на уровне предложений [1]. Я объединил предложения по file_name в</w:t>
+        <w:t>Я использовал размеченную часть RuDReC: 500 отзывов, представленных построчно на уровне предложений [1]. Я объединил пр</w:t>
       </w:r>
       <w:r>
-        <w:t xml:space="preserve"> порядке sentence_id. В эксперимент вошли 50 самых коротких полных отзывов; при равной длине использован порядок идентификаторов. Это воспроизводимый экономичный отбор без случайного выбора удачных примеров, однако он смещает оценку к коротким сообщениям и</w:t>
+        <w:t>едложения по file_name в порядке sentence_id. В эксперимент вошли 50 самых коротких полных отзывов; при равной длине использован порядок идентификаторов. Это воспроизводимый экономичный отбор без случайного выбора удачных примеров, однако он смещает оценку</w:t>
       </w:r>
       <w:r>
-        <w:t xml:space="preserve"> не позволяет переносить результат на весь корпус.</w:t>
+        <w:t xml:space="preserve"> к коротким сообщениям и не позволяет переносить результат на весь корпус.</w:t>
       </w:r>
     </w:p>
     <w:p>
       <w:r>
-        <w:t>Я взял эталон из Drugname, DI и ADR исходного корпуса и адаптировал его к полям задания. Положительные эффекты добавлены после чтения всех 50 текстов; гипотетические, процитированные и отрицаемые реакции о</w:t>
+        <w:t>Я взял эталон из Drugname, DI и ADR исходного корпуса и адаптировал его к полям задания. Положительные эффекты добавлены после чтения всех 50 текстов; гипотетические, процитированны</w:t>
       </w:r>
       <w:r>
-        <w:t>бработаны согласно инструкции. Явные изменения зафиксированы в prepare.py. Такая адаптация не является независимой экспертной или медицинской проверкой. Файл и его SHA256 сохранены до первого запроса; runner проверяет неизменность эталона. Эталон не исправ</w:t>
+        <w:t>е и отрицаемые реакции обработаны согласно инструкции. Явные изменения зафиксированы в prepare.py. Такая адаптация не является независимой экспертной или медицинской проверкой. Файл и его SHA256 сохранены до первого запроса; runner проверяет неизменность э</w:t>
       </w:r>
       <w:r>
-        <w:t>лялся по ответам модели.</w:t>
+        <w:t>талона. Эталон не исправлялся по ответам модели.</w:t>
       </w:r>
     </w:p>
     <w:p>
@@ -1018,44 +1293,21 @@
         <w:spacing w:before="240" w:after="240"/>
         <w:jc w:val="left"/>
       </w:pPr>
-      <w:bookmarkStart w:id="4" w:name="_Toc239790563"/>
+      <w:bookmarkStart w:id="5" w:name="_Toc240532668"/>
       <w:r>
-        <w:t>1.2 Реализация</w:t>
+        <w:t>2.2 Задание 1 и 2. Две версии промпта</w:t>
       </w:r>
-      <w:bookmarkEnd w:id="4"/>
+      <w:bookmarkEnd w:id="5"/>
     </w:p>
     <w:p>
       <w:r>
-        <w:t>version_1 содержит короткую инструкцию без примеров. version_2 определяет каждое поле, требует сохранять написание названий, различать показания и реакции, не считать отрицание и ожидание достигнутым эффектом. Два ра</w:t>
+        <w:t>version_1 содержит короткую инструкцию без примеров. version_2 определяет каждое поле, требует сохранять написание названий, различать показания и реакции, не считать от</w:t>
       </w:r>
       <w:r>
-        <w:t>змеченных примера демонстрируют опечатку, частичный результат, отрицание и чужую цитату. Наблюдение автора о ребенке допустимо как описание конкретного пациента; пересказ чужого отзыва не принимается за собственное наблюдение.</w:t>
-      </w:r>
-    </w:p>
-    <w:p>
-      <w:r>
-        <w:t>Pydantic запрещает лишние пол</w:t>
+        <w:t>рицание и ожидание достигнутым эффектом. Два размеченных примера демонстрируют опечатку, частичный результат, отрицание и чужую цитату. Наблюдение автора о ребенке допустимо как описание конкретного пациента; пересказ чужого отзыва не принимается за собств</w:t>
       </w:r>
       <w:r>
-        <w:t xml:space="preserve">я, пропущенные поля и значения неверного типа. Каждый evidence должен быть непустой дословной подстрокой текста. version_2 дополнительно требует, чтобы каждое </w:t>
-      </w:r>
-      <w:r>
-        <w:lastRenderedPageBreak/>
-        <w:t>извлеченное значение входило в одну из подтверждающих цитат. После ошибки отправляется ровно один</w:t>
-      </w:r>
-      <w:r>
-        <w:t xml:space="preserve"> запрос с ее описанием. Если повтор также невалиден, результат отклоняется; третьего запроса нет. Исходные ответы и ошибки сохраняются, поэтому повтор можно проверить по журналу.</w:t>
-      </w:r>
-    </w:p>
-    <w:p>
-      <w:r>
-        <w:t>Использована одна локальная mistralai/ministral-3-14b-reasoning через LM Stud</w:t>
-      </w:r>
-      <w:r>
-        <w:t>io: temperature=0, seed=42, max_tokens=2048. В обеих версиях заранее включено одинаковое ограничение JSON-schema при декодировании. Поэтому сравнение валидности относится к системе с ограниченным декодированием, а не к свободной генерации; высокий результа</w:t>
-      </w:r>
-      <w:r>
-        <w:t>т по JSON сам по себе не доказывает преимущество расширенного промпта. Промпты не изменялись во время прогона.</w:t>
+        <w:t>енное наблюдение.</w:t>
       </w:r>
     </w:p>
     <w:p>
@@ -1065,39 +1317,85 @@
         <w:spacing w:before="240" w:after="240"/>
         <w:jc w:val="left"/>
       </w:pPr>
-      <w:bookmarkStart w:id="5" w:name="_Toc239790564"/>
+      <w:bookmarkStart w:id="6" w:name="_Toc240532669"/>
       <w:r>
-        <w:t>1.3 Проверка и метрики</w:t>
+        <w:lastRenderedPageBreak/>
+        <w:t>2.3 Задание 3–5. Схема, доказательства и повтор</w:t>
       </w:r>
-      <w:bookmarkEnd w:id="5"/>
+      <w:bookmarkEnd w:id="6"/>
     </w:p>
     <w:p>
       <w:r>
-        <w:t>Выполнены 28 pytest-проверок, включая целостность gold, восстановление полных отзывов и восемь проверок сохраненных ответо</w:t>
+        <w:t>Pydantic запрещает лишние поля, пропущенные поля и значения неверного типа. Каждый evidence должен быть непустой дословной подстрокой текста. version_2 дополнительно требует, чтобы каждое из</w:t>
       </w:r>
       <w:r>
-        <w:t>в настоящей LLM. Восемь обязательных содержательных случаев проверяют прием корректных контрактов на тестовом backend: пустой текст, отсутствие названия, несколько препаратов, отрицание, предположение, реакция у другого пациента, цитата, опечатка. Отдельны</w:t>
+        <w:t>влеченное значение входило в одну из подтверждающих цитат. После ошибки отправляется ровно один запрос с ее описанием. Если повтор также невалиден, результат отклоняется; третьего запроса нет. Исходные ответы и ошибки сохраняются, поэтому повтор можно пров</w:t>
       </w:r>
       <w:r>
-        <w:t>е тесты проверяют лишнее поле, выдуманную цитату, строгие типы, регистр, пустую цитату, покрытие извлечений и остановку после одного повтора. Эти тесты не подменяют измерение способности LLM понимать текст. Дополнительно те же восемь содержательных ситуаци</w:t>
-      </w:r>
-      <w:r>
-        <w:t>й реально отправлены модели: пройдено 8 из 8 проверок; ответы находятся в behavioral.jsonl.</w:t>
+        <w:t>ерить по журналу.</w:t>
       </w:r>
     </w:p>
     <w:p>
       <w:r>
-        <w:t>Качество — micro precision/recall/F1 по уникальным парам «поле, словесный токен» внутри каждого отзыва. Слова приводятся к нижнему регистру без лемматизации. Невали</w:t>
+        <w:t xml:space="preserve">Использована одна локальная mistralai/ministral-3-14b-reasoning через LM Studio: temperature=0, seed=42, max_tokens=2048. В обеих версиях заранее включено одинаковое ограничение JSON-schema при декодировании. Поэтому сравнение валидности </w:t>
       </w:r>
       <w:r>
-        <w:t xml:space="preserve">дный итог считается пустым извлечением. Метрика частично допускает разные границы фразы, но штрафует изменение окончаний и лишние пояснения; она не эквивалентна оценке медицинской корректности. Неподтвержденное значение в </w:t>
+        <w:t>относится к системе с ограниченным декодированием, а не к свободной генерации; высокий результат по JSON сам по себе не доказывает преимущество расширенного промпта. Промпты не изменялись во время прогона.</w:t>
+      </w:r>
+    </w:p>
+    <w:p>
+      <w:pPr>
+        <w:pStyle w:val="21"/>
+        <w:keepNext/>
+        <w:spacing w:before="240" w:after="240"/>
+        <w:jc w:val="left"/>
+      </w:pPr>
+      <w:bookmarkStart w:id="7" w:name="_Toc240532670"/>
+      <w:r>
+        <w:t>2.4 Задание 6. Автоматические тесты</w:t>
+      </w:r>
+      <w:bookmarkEnd w:id="7"/>
+    </w:p>
+    <w:p>
+      <w:r>
+        <w:t>Выполнены 28 p</w:t>
       </w:r>
       <w:r>
-        <w:lastRenderedPageBreak/>
-        <w:t xml:space="preserve">автоматическом счетчике — строка, </w:t>
+        <w:t>ytest-проверок, включая целостность gold, восстановление полных отзывов и восемь проверок сохраненных ответов настоящей LLM. Восемь обязательных содержательных случаев проверяют прием корректных контрактов на тестовом backend: пустой текст, отсутствие назв</w:t>
       </w:r>
       <w:r>
-        <w:t>не встречающаяся в тексте. Это поверхностный индикатор: корректный пересказ тоже может попасть в него, а ошибочная интерпретация настоящей цитаты — не попасть.</w:t>
+        <w:t>ания, несколько препаратов, отрицание, предположение, реакция у другого пациента, цитата, опечатка. Отдельные тесты проверяют лишнее поле, выдуманную цитату, строгие типы, регистр, пустую цитату, покрытие извлечений и остановку после одного повтора. Эти те</w:t>
+      </w:r>
+      <w:r>
+        <w:t>сты не подменяют измерение способности LLM понимать текст. Дополнительно те же восемь содержательных ситуаций реально отправлены модели: пройдено 8 из 8 проверок; ответы находятся в behavioral.jsonl.</w:t>
+      </w:r>
+    </w:p>
+    <w:p>
+      <w:pPr>
+        <w:pStyle w:val="21"/>
+        <w:keepNext/>
+        <w:spacing w:before="240" w:after="240"/>
+        <w:jc w:val="left"/>
+      </w:pPr>
+      <w:bookmarkStart w:id="8" w:name="_Toc240532671"/>
+      <w:r>
+        <w:lastRenderedPageBreak/>
+        <w:t>2.5 Задание 7. Сравнение версий</w:t>
+      </w:r>
+      <w:bookmarkEnd w:id="8"/>
+    </w:p>
+    <w:p>
+      <w:r>
+        <w:t>Качество — micro precisi</w:t>
+      </w:r>
+      <w:r>
+        <w:t>on/recall/F1 по уникальным парам «поле, словесный токен» внутри каждого отзыва. Слова приводятся к нижнему регистру без лемматизации. Невалидный итог считается пустым извлечением. Метрика частично допускает разные границы фразы, но штрафует изменение оконч</w:t>
+      </w:r>
+      <w:r>
+        <w:t>аний и лишние пояснения; она не эквивалентна оценке медицинской корректности. Неподтвержденное значение в автоматическом счетчике — строка, не встречающаяся в тексте. Это поверхностный индикатор: корректный пересказ тоже может попасть в него, а ошибочная и</w:t>
+      </w:r>
+      <w:r>
+        <w:t>нтерпретация настоящей цитаты — не попасть.</w:t>
       </w:r>
     </w:p>
     <w:p>
@@ -1203,14 +1501,7 @@
                 <w:b/>
                 <w:sz w:val="20"/>
               </w:rPr>
-              <w:t xml:space="preserve">Итоговый </w:t>
-            </w:r>
-            <w:r>
-              <w:rPr>
-                <w:b/>
-                <w:sz w:val="20"/>
-              </w:rPr>
-              <w:t>контракт</w:t>
+              <w:t>Итоговый контракт</w:t>
             </w:r>
           </w:p>
         </w:tc>
@@ -1908,10 +2199,10 @@
     </w:p>
     <w:p>
       <w:r>
-        <w:t xml:space="preserve">Время — наблюдаемая задержка HTTP, включая повторные ответы, деленная на 50. Токены получены из usage сервера, а не оценены по длине строк. Поскольку модель локальная, счета </w:t>
+        <w:t xml:space="preserve">Время — наблюдаемая задержка HTTP, включая </w:t>
       </w:r>
       <w:r>
-        <w:t>внешнего API нет; энергопотребление и амортизация видеокарты не измерялись.</w:t>
+        <w:t>повторные ответы, деленная на 50. Токены получены из usage сервера, а не оценены по длине строк. Поскольку модель локальная, счета внешнего API нет; энергопотребление и амортизация видеокарты не измерялись.</w:t>
       </w:r>
     </w:p>
     <w:p>
@@ -1921,66 +2212,70 @@
         <w:spacing w:before="240" w:after="240"/>
         <w:jc w:val="left"/>
       </w:pPr>
-      <w:bookmarkStart w:id="6" w:name="_Toc239790565"/>
+      <w:bookmarkStart w:id="9" w:name="_Toc240532672"/>
       <w:r>
-        <w:t>1.4 Анализ пяти ошибок</w:t>
+        <w:t>2.6 Этап анализа пяти ошибок</w:t>
       </w:r>
-      <w:bookmarkEnd w:id="6"/>
+      <w:bookmarkEnd w:id="9"/>
     </w:p>
     <w:p>
       <w:r>
-        <w:t>1. 3004353.tsv, version_1. Вместо названия средства извлечено «таблетки», хотя название отсутствует. В evidence есть настоящее предложение, но оно не подтвер</w:t>
+        <w:t>1. 3004353.tsv, vers</w:t>
       </w:r>
       <w:r>
-        <w:t>ждает конкретное имя препарата. Это семантическая ошибка типизации, которую одной проверкой подстроки устранить нельзя. Кроме того, модель заменила «мерзнуть пальцы» на «мерзнут пальцы»: смысл близок, но буквальная проверка фиксирует отсутствие такой строк</w:t>
+        <w:t xml:space="preserve">ion_1. Вместо названия средства извлечено «таблетки», хотя название отсутствует. В evidence есть настоящее предложение, но оно не подтверждает конкретное имя препарата. Это </w:t>
       </w:r>
       <w:r>
-        <w:t>и.</w:t>
+        <w:lastRenderedPageBreak/>
+        <w:t>семантическая ошибка типизации, которую одной проверкой подстроки устранить нельзя.</w:t>
+      </w:r>
+      <w:r>
+        <w:t xml:space="preserve"> Кроме того, модель заменила «мерзнуть пальцы» на «мерзнут пальцы»: смысл близок, но буквальная проверка фиксирует отсутствие такой строки.</w:t>
       </w:r>
     </w:p>
     <w:p>
       <w:r>
-        <w:t xml:space="preserve">2. 207209.tsv, version_1. Ответ содержит drug=[«препарат»], adverse_reaction=[«рвота», «тошнота»] вместо исходного «воротило и рвало». Отрицание положительного результата обработано верно. Ошибка в общем </w:t>
+        <w:t>2. 207209.tsv, version_1. Ответ содержит drug=[«препарат»], adverse_reaction=[«рвота», «тошнота»] вместо исходного «</w:t>
       </w:r>
       <w:r>
-        <w:lastRenderedPageBreak/>
-        <w:t>названии и нормализации показывает, почему извлеч</w:t>
+        <w:t>воротило и рвало». Отрицание положительного результата обработано верно. Ошибка в общем названии и нормализации показывает, почему извлечение необходимо отличать от пересказа: JSON валиден, цитата подлинная, однако строки сущностей изменены. Расширенная ин</w:t>
       </w:r>
       <w:r>
-        <w:t>ение необходимо отличать от пересказа: JSON валиден, цитата подлинная, однако строки сущностей изменены. Расширенная инструкция запрещает такие преобразования.</w:t>
+        <w:t>струкция запрещает такие преобразования.</w:t>
       </w:r>
     </w:p>
     <w:p>
       <w:r>
-        <w:t>3. 807762.tsv, version_1. Пропущена нежелательная реакция — повышение температуры у ребенка посл</w:t>
+        <w:t>3. 807762.tsv, version_1. Пропущена нежелательная реакция — повышение температуры у ребенка после приема неназванного средства. Модель сохранила только сравнение с инфлюцидом и его положительный эффект. Наличие одно</w:t>
       </w:r>
       <w:r>
-        <w:t>е приема неназванного средства. Модель сохранила только сравнение с инфлюцидом и его положительный эффект. Наличие одного известного названия, вероятно, сузило извлечение до этого препарата; это интерпретация наблюдаемого ответа, а не установленная внутрен</w:t>
-      </w:r>
-      <w:r>
-        <w:t>няя причина. Правило должно разрешать фиксацию реакции и при неизвестном названии виновного средства.</w:t>
+        <w:t>го известного названия, вероятно, сузило извлечение до этого препарата; это интерпретация наблюдаемого ответа, а не установленная внутренняя причина. Правило должно разрешать фиксацию реакции и при неизвестном названии виновного средства.</w:t>
       </w:r>
     </w:p>
     <w:p>
       <w:r>
-        <w:t xml:space="preserve">4. 2491980.tsv, version_1. Ухудшение «стало только хуже» отнесено к adverse_reaction, хотя отзыв сообщает неэффективность лечения апатии и депрессии и не </w:t>
+        <w:t>4. 2491980.tsv, v</w:t>
       </w:r>
       <w:r>
-        <w:t>называет отдельную реакцию. Эталон оставляет это поле пустым. Кроме того, «апатии» и «депрессии» нормализованы в начальную форму. Это одновременно пограничная семантическая классификация и ограничение выбранной поверхностной метрики: не все штрафные токены</w:t>
+        <w:t>ersion_1. Ухудшение «стало только хуже» отнесено к adverse_reaction, хотя отзыв сообщает неэффективность лечения апатии и депрессии и не называет отдельную реакцию. Эталон оставляет это поле пустым. Кроме того, «апатии» и «депрессии» нормализованы в началь</w:t>
       </w:r>
       <w:r>
-        <w:t xml:space="preserve"> означают грубую потерю смысла.</w:t>
+        <w:t>ную форму. Это одновременно пограничная семантическая классификация и ограничение выбранной поверхностной метрики: не все штрафные токены означают грубую потерю смысла.</w:t>
       </w:r>
     </w:p>
     <w:p>
       <w:r>
-        <w:t>5. 2503806.tsv, version_2. «литическую смесь» модель включила в drug наряду с димедролом; эталон содержит только размеченное конкретное название. Цитата существует и проверку проходит, но многокомпонентная смесь не совпадает</w:t>
+        <w:t>5. 2503806.tsv, version_2. «литическую смесь» модель включила в drug наряду с димедроло</w:t>
       </w:r>
       <w:r>
-        <w:t xml:space="preserve"> с принятой в эталоне категорией именованных препаратов. Дополнительно более длинное извлечение «Хороший препарат быстро сбивает температуру.» снижает precision относительно короткого gold. Пример показывает зависимость оценки от гранулярности эталона и не</w:t>
+        <w:t xml:space="preserve">м; эталон содержит только размеченное конкретное название. Цитата существует и проверку проходит, но многокомпонентная смесь не совпадает с принятой в эталоне категорией именованных препаратов. Дополнительно более длинное извлечение «Хороший препарат </w:t>
       </w:r>
       <w:r>
-        <w:t>обходимость уточнять категорию до эксперимента.</w:t>
+        <w:lastRenderedPageBreak/>
+        <w:t>быстр</w:t>
+      </w:r>
+      <w:r>
+        <w:t>о сбивает температуру.» снижает precision относительно короткого gold. Пример показывает зависимость оценки от гранулярности эталона и необходимость уточнять категорию до эксперимента.</w:t>
       </w:r>
     </w:p>
     <w:p>
@@ -1990,33 +2285,32 @@
         <w:spacing w:before="240" w:after="240"/>
         <w:jc w:val="left"/>
       </w:pPr>
-      <w:bookmarkStart w:id="7" w:name="_Toc239790566"/>
+      <w:bookmarkStart w:id="10" w:name="_Toc240532673"/>
       <w:r>
-        <w:t>1.5 Чувствительность к исправлениям эталона</w:t>
+        <w:t>2.7 Дополнительная проверка эталона</w:t>
       </w:r>
-      <w:bookmarkEnd w:id="7"/>
+      <w:bookmarkEnd w:id="10"/>
     </w:p>
     <w:p>
       <w:r>
-        <w:t xml:space="preserve">После основного эксперимента при дополнительной проверке я обнаружил три ошибки переноса NER-разметки в новую схему. В 1037212.tsv </w:t>
+        <w:t>После основного эксперимента при до</w:t>
       </w:r>
       <w:r>
-        <w:lastRenderedPageBreak/>
-        <w:t>«спокойной» является результатом,</w:t>
+        <w:t xml:space="preserve">полнительной проверке я обнаружил три ошибки переноса NER-разметки в новую схему. В 1037212.tsv «спокойной» является результатом, а не показанием; в 2500038.tsv заболевания описаны как последующий итог курса, а не исходная причина назначения; в 895731.tsv </w:t>
       </w:r>
       <w:r>
-        <w:t xml:space="preserve"> а не показанием; в 2500038.tsv заболевания описаны как последующий итог курса, а не исходная причина назначения; в 895731.tsv «фуфломицин» — оценочное обозначение, а не имя препарата. Эти значения удалены только в отдельном data/gold_reviewed.jsonl; остал</w:t>
+        <w:t>«фуфломицин» — оценочное обозначение, а не имя препарата. Эти значения удалены только в отдельном data/gold_reviewed.jsonl; остальные поля не дополнены новыми интерпретациями. Исходный замороженный эталон и основные метрики выше сохранены. Подробные тексто</w:t>
       </w:r>
       <w:r>
-        <w:t>ьные поля не дополнены новыми интерпретациями. Исходный замороженный эталон и основные метрики выше сохранены. Подробные текстовые основания — data/gold_review_audit.md.</w:t>
+        <w:t>вые основания — data/gold_review_audit.md.</w:t>
       </w:r>
     </w:p>
     <w:p>
       <w:r>
-        <w:t>Те же 100 сохранённых ответов повторно оценены без новых запросов LLM. Исправления сфо</w:t>
+        <w:t>Те же 100 сохранённых ответов повторно оценены без новых запросов LLM. Исправления сформулированы по текстам и инструкции; рост метрики не был критерием их выбора. Это post-hoc проверка чувствительности, а не неза</w:t>
       </w:r>
       <w:r>
-        <w:t>рмулированы по текстам и инструкции; рост метрики не был критерием их выбора. Это post-hoc проверка чувствительности, а не независимый новый тест и не полная экспертная ревизия gold.</w:t>
+        <w:t>висимый новый тест и не полная экспертная ревизия gold.</w:t>
       </w:r>
     </w:p>
     <w:p>
@@ -2102,14 +2396,7 @@
                 <w:b/>
                 <w:sz w:val="20"/>
               </w:rPr>
-              <w:t>F1 после трёх исправл</w:t>
-            </w:r>
-            <w:r>
-              <w:rPr>
-                <w:b/>
-                <w:sz w:val="20"/>
-              </w:rPr>
-              <w:t>ений</w:t>
+              <w:t>F1 после трёх исправлений</w:t>
             </w:r>
           </w:p>
         </w:tc>
@@ -2400,10 +2687,10 @@
     </w:p>
     <w:p>
       <w:r>
-        <w:t xml:space="preserve">Изменения малы и разнонаправленны; вывод о более высоком F1 version_2 </w:t>
+        <w:t>Изменения малы и разнонаправленны; вывод о более высоком F1 version_2 сохраняется. Однако аудит показывает, почему достоверность эталона нужно обсуждать отдельно от качества формального валидатора. Результаты</w:t>
       </w:r>
       <w:r>
-        <w:t>сохраняется. Однако аудит показывает, почему достоверность эталона нужно обсуждать отдельно от качества формального валидатора. Результаты и хеши опубликованы в results/sensitivity.json и results/sensitivity.csv; исходные предсказания не изменялись.</w:t>
+        <w:t xml:space="preserve"> и хеши опубликованы в results/sensitivity.json и results/sensitivity.csv; исходные предсказания не изменялись.</w:t>
       </w:r>
     </w:p>
     <w:p>
@@ -2415,28 +2702,28 @@
         <w:ind w:firstLine="0"/>
         <w:jc w:val="center"/>
       </w:pPr>
-      <w:bookmarkStart w:id="8" w:name="_Toc239790567"/>
+      <w:bookmarkStart w:id="11" w:name="_Toc240532674"/>
       <w:r>
         <w:lastRenderedPageBreak/>
-        <w:t>ЗАКЛЮЧ</w:t>
+        <w:t>ЗАКЛЮЧЕНИЕ</w:t>
       </w:r>
-      <w:r>
-        <w:t>ЕНИЕ</w:t>
-      </w:r>
-      <w:bookmarkEnd w:id="8"/>
+      <w:bookmarkEnd w:id="11"/>
     </w:p>
     <w:p>
       <w:r>
-        <w:t>В моём прогоне F1 вырос с 0,524 до 0,575, а число строк извлечений, отсутствующих в тексте, снизилось с 60 до 0. При этом итоговую валидацию прошли 45 из 50 ответов version_1 и 42 из 50 ответов version_2: более строгий контроль увеличил число отклонен</w:t>
+        <w:t>В моём прогоне F1 вырос с 0,524 до 0,575, а число строк извлечений, отсутствующих в тексте, снизилось с 60 до 0. При этом итоговую ва</w:t>
       </w:r>
       <w:r>
-        <w:t>ий. Среднее время выросло с 6,62 до 7,65 с на отзыв. Программная оболочка обеспечивает воспроизводимый формат, видимый механизм исправления и контроль дословности. Полная формальная валидность не гарантирует правильного распределения информации между полям</w:t>
+        <w:t>лидацию прошли 45 из 50 ответов version_1 и 42 из 50 ответов version_2: более строгий контроль увеличил число отклонений. Среднее время выросло с 6,62 до 7,65 с на отзыв. Программная оболочка обеспечивает воспроизводимый формат, видимый механизм исправлени</w:t>
       </w:r>
       <w:r>
-        <w:t>и. У version_2 доля строк вне исходного текста контролируется конструктивно, но проверка evidence не доказывает причинность и не исключает неверной классификации настоящего фрагмента. Сравнивать версии следует одновременно по F1, повторам, времени и анализ</w:t>
+        <w:t>я и контроль дословности. Полная формальная валидность не гарантирует правильного распределения информации между полями. У version_2 доля строк вне исходного текста контролируется конструктивно, но проверка evidence не доказывает причинность и не исключает</w:t>
       </w:r>
       <w:r>
-        <w:t>у примеров. Эффект инструкции в этом исследовании ограничен одной моделью, одним прогоном, смещенной выборкой коротких отзывов и адаптированным эталоном; независимая экспертная оценка остается необходимой для практического применения.</w:t>
+        <w:t xml:space="preserve"> неверной классификации настоящего фрагмента. Сравнивать версии следует одновременно по F1, повторам, времени и анализу примеров. Эффект инструкции в этом исследовании ограничен одной моделью, одним прогоном, смещенной выборкой коротких отзывов и адаптиров</w:t>
+      </w:r>
+      <w:r>
+        <w:t>анным эталоном; независимая экспертная оценка остается необходимой для практического применения.</w:t>
       </w:r>
     </w:p>
     <w:p>
@@ -2448,35 +2735,32 @@
         <w:ind w:firstLine="0"/>
         <w:jc w:val="center"/>
       </w:pPr>
-      <w:bookmarkStart w:id="9" w:name="_Toc239790568"/>
+      <w:bookmarkStart w:id="12" w:name="_Toc240532675"/>
       <w:r>
         <w:lastRenderedPageBreak/>
-        <w:t>СПИСОК ИСПОЛЬЗОВАННЫХ</w:t>
+        <w:t>СПИСОК ИСПОЛЬЗОВАННЫХ ИСТОЧНИКОВ</w:t>
       </w:r>
-      <w:r>
-        <w:t xml:space="preserve"> ИСТОЧНИКОВ</w:t>
-      </w:r>
-      <w:bookmarkEnd w:id="9"/>
+      <w:bookmarkEnd w:id="12"/>
     </w:p>
     <w:p>
       <w:r>
-        <w:t>1. Tutubalina E. et al. The Russian Drug Reaction Corpus and Neural Models for Drug Reactions and Effectiveness Detection in User Reviews // Bioinformatics. 2020. DOI: 10.1093/bioinformatics/btaa675. URL: https://github.com/cimm-kzn/RuDReC (дат</w:t>
+        <w:t>1. Tutubalina E. et al. The Russian Drug Reaction Corpus and Neural Models for Drug Reactions and Effectiveness Detection in U</w:t>
       </w:r>
       <w:r>
-        <w:t>а обращения: 08.09.2026).</w:t>
+        <w:t>ser Reviews // Bioinformatics. 2020. DOI: 10.1093/bioinformatics/btaa675. URL: https://github.com/cimm-kzn/RuDReC (дата обращения: 08.09.2026).</w:t>
       </w:r>
     </w:p>
     <w:p>
       <w:r>
-        <w:t>2. Pydantic: документация и установленная реализация Pydantic 2; pytest: автоматические тесты проекта. Версии зависимостей фиксируются общим файлом окружения репозитория.</w:t>
+        <w:t>2. Pydantic: документация и установленная реализация Pydantic 2; pytest: автоматические тесты проекта. Версии за</w:t>
+      </w:r>
+      <w:r>
+        <w:t>висимостей фиксируются общим файлом окружения репозитория.</w:t>
       </w:r>
     </w:p>
     <w:p>
       <w:r>
-        <w:t>README RuDReC называет корпус freely available; отдельная с</w:t>
-      </w:r>
-      <w:r>
-        <w:t>тандартная лицензия в корне источника не обнаружена. Данные не объявляются имеющими лицензию MIT или CC без подтверждения.</w:t>
+        <w:t>README RuDReC называет корпус freely available; отдельная стандартная лицензия в корне источника не обнаружена. Данные не объявляются имеющими лицензию MIT или CC без подтверждения.</w:t>
       </w:r>
     </w:p>
     <w:sectPr>
@@ -14536,7 +14820,7 @@
 </file>
 
 <file path=customXml/itemProps1.xml><?xml version="1.0" encoding="utf-8"?>
-<ds:datastoreItem xmlns:ds="http://schemas.openxmlformats.org/officeDocument/2006/customXml" ds:itemID="{B41A9517-6D17-4188-9C15-9F711D97BB09}">
+<ds:datastoreItem xmlns:ds="http://schemas.openxmlformats.org/officeDocument/2006/customXml" ds:itemID="{6B8677C3-666D-4801-B28C-9AA6ADBC36C6}">
   <ds:schemaRefs>
     <ds:schemaRef ds:uri="http://schemas.openxmlformats.org/officeDocument/2006/bibliography"/>
   </ds:schemaRefs>
